--- a/tillsyn/A 60824-2024 tillsynsbegäran.docx
+++ b/tillsyn/A 60824-2024 tillsynsbegäran.docx
@@ -437,7 +437,7 @@
     <w:r>
       <w:tab/>
       <w:tab/>
-      <w:t>2025-03-02</w:t>
+      <w:t>2025-03-03</w:t>
       <w:br/>
       <w:br/>
     </w:r>

--- a/tillsyn/A 60824-2024 tillsynsbegäran.docx
+++ b/tillsyn/A 60824-2024 tillsynsbegäran.docx
@@ -437,7 +437,7 @@
     <w:r>
       <w:tab/>
       <w:tab/>
-      <w:t>2025-03-03</w:t>
+      <w:t>2025-03-04</w:t>
       <w:br/>
       <w:br/>
     </w:r>

--- a/tillsyn/A 60824-2024 tillsynsbegäran.docx
+++ b/tillsyn/A 60824-2024 tillsynsbegäran.docx
@@ -437,7 +437,7 @@
     <w:r>
       <w:tab/>
       <w:tab/>
-      <w:t>2025-03-04</w:t>
+      <w:t>2025-03-05</w:t>
       <w:br/>
       <w:br/>
     </w:r>

--- a/tillsyn/A 60824-2024 tillsynsbegäran.docx
+++ b/tillsyn/A 60824-2024 tillsynsbegäran.docx
@@ -437,7 +437,7 @@
     <w:r>
       <w:tab/>
       <w:tab/>
-      <w:t>2025-03-05</w:t>
+      <w:t>2025-03-06</w:t>
       <w:br/>
       <w:br/>
     </w:r>

--- a/tillsyn/A 60824-2024 tillsynsbegäran.docx
+++ b/tillsyn/A 60824-2024 tillsynsbegäran.docx
@@ -437,7 +437,7 @@
     <w:r>
       <w:tab/>
       <w:tab/>
-      <w:t>2025-03-06</w:t>
+      <w:t>2025-03-07</w:t>
       <w:br/>
       <w:br/>
     </w:r>

--- a/tillsyn/A 60824-2024 tillsynsbegäran.docx
+++ b/tillsyn/A 60824-2024 tillsynsbegäran.docx
@@ -437,7 +437,7 @@
     <w:r>
       <w:tab/>
       <w:tab/>
-      <w:t>2025-03-07</w:t>
+      <w:t>2025-03-08</w:t>
       <w:br/>
       <w:br/>
     </w:r>

--- a/tillsyn/A 60824-2024 tillsynsbegäran.docx
+++ b/tillsyn/A 60824-2024 tillsynsbegäran.docx
@@ -437,7 +437,7 @@
     <w:r>
       <w:tab/>
       <w:tab/>
-      <w:t>2025-03-08</w:t>
+      <w:t>2025-03-09</w:t>
       <w:br/>
       <w:br/>
     </w:r>

--- a/tillsyn/A 60824-2024 tillsynsbegäran.docx
+++ b/tillsyn/A 60824-2024 tillsynsbegäran.docx
@@ -437,7 +437,7 @@
     <w:r>
       <w:tab/>
       <w:tab/>
-      <w:t>2025-03-09</w:t>
+      <w:t>2025-03-10</w:t>
       <w:br/>
       <w:br/>
     </w:r>

--- a/tillsyn/A 60824-2024 tillsynsbegäran.docx
+++ b/tillsyn/A 60824-2024 tillsynsbegäran.docx
@@ -437,7 +437,7 @@
     <w:r>
       <w:tab/>
       <w:tab/>
-      <w:t>2025-03-10</w:t>
+      <w:t>2025-03-11</w:t>
       <w:br/>
       <w:br/>
     </w:r>

--- a/tillsyn/A 60824-2024 tillsynsbegäran.docx
+++ b/tillsyn/A 60824-2024 tillsynsbegäran.docx
@@ -437,7 +437,7 @@
     <w:r>
       <w:tab/>
       <w:tab/>
-      <w:t>2025-03-11</w:t>
+      <w:t>2025-03-12</w:t>
       <w:br/>
       <w:br/>
     </w:r>

--- a/tillsyn/A 60824-2024 tillsynsbegäran.docx
+++ b/tillsyn/A 60824-2024 tillsynsbegäran.docx
@@ -437,7 +437,7 @@
     <w:r>
       <w:tab/>
       <w:tab/>
-      <w:t>2025-03-12</w:t>
+      <w:t>2025-03-13</w:t>
       <w:br/>
       <w:br/>
     </w:r>

--- a/tillsyn/A 60824-2024 tillsynsbegäran.docx
+++ b/tillsyn/A 60824-2024 tillsynsbegäran.docx
@@ -437,7 +437,7 @@
     <w:r>
       <w:tab/>
       <w:tab/>
-      <w:t>2025-03-13</w:t>
+      <w:t>2025-03-14</w:t>
       <w:br/>
       <w:br/>
     </w:r>

--- a/tillsyn/A 60824-2024 tillsynsbegäran.docx
+++ b/tillsyn/A 60824-2024 tillsynsbegäran.docx
@@ -437,7 +437,7 @@
     <w:r>
       <w:tab/>
       <w:tab/>
-      <w:t>2025-03-14</w:t>
+      <w:t>2025-03-15</w:t>
       <w:br/>
       <w:br/>
     </w:r>

--- a/tillsyn/A 60824-2024 tillsynsbegäran.docx
+++ b/tillsyn/A 60824-2024 tillsynsbegäran.docx
@@ -437,7 +437,7 @@
     <w:r>
       <w:tab/>
       <w:tab/>
-      <w:t>2025-03-15</w:t>
+      <w:t>2025-03-16</w:t>
       <w:br/>
       <w:br/>
     </w:r>

--- a/tillsyn/A 60824-2024 tillsynsbegäran.docx
+++ b/tillsyn/A 60824-2024 tillsynsbegäran.docx
@@ -437,7 +437,7 @@
     <w:r>
       <w:tab/>
       <w:tab/>
-      <w:t>2025-03-16</w:t>
+      <w:t>2025-03-17</w:t>
       <w:br/>
       <w:br/>
     </w:r>

--- a/tillsyn/A 60824-2024 tillsynsbegäran.docx
+++ b/tillsyn/A 60824-2024 tillsynsbegäran.docx
@@ -437,7 +437,7 @@
     <w:r>
       <w:tab/>
       <w:tab/>
-      <w:t>2025-03-17</w:t>
+      <w:t>2025-03-18</w:t>
       <w:br/>
       <w:br/>
     </w:r>

--- a/tillsyn/A 60824-2024 tillsynsbegäran.docx
+++ b/tillsyn/A 60824-2024 tillsynsbegäran.docx
@@ -437,7 +437,7 @@
     <w:r>
       <w:tab/>
       <w:tab/>
-      <w:t>2025-03-18</w:t>
+      <w:t>2025-03-19</w:t>
       <w:br/>
       <w:br/>
     </w:r>

--- a/tillsyn/A 60824-2024 tillsynsbegäran.docx
+++ b/tillsyn/A 60824-2024 tillsynsbegäran.docx
@@ -437,7 +437,7 @@
     <w:r>
       <w:tab/>
       <w:tab/>
-      <w:t>2025-03-19</w:t>
+      <w:t>2025-03-20</w:t>
       <w:br/>
       <w:br/>
     </w:r>

--- a/tillsyn/A 60824-2024 tillsynsbegäran.docx
+++ b/tillsyn/A 60824-2024 tillsynsbegäran.docx
@@ -437,7 +437,7 @@
     <w:r>
       <w:tab/>
       <w:tab/>
-      <w:t>2025-03-20</w:t>
+      <w:t>2025-03-21</w:t>
       <w:br/>
       <w:br/>
     </w:r>

--- a/tillsyn/A 60824-2024 tillsynsbegäran.docx
+++ b/tillsyn/A 60824-2024 tillsynsbegäran.docx
@@ -437,7 +437,7 @@
     <w:r>
       <w:tab/>
       <w:tab/>
-      <w:t>2025-03-21</w:t>
+      <w:t>2025-03-22</w:t>
       <w:br/>
       <w:br/>
     </w:r>

--- a/tillsyn/A 60824-2024 tillsynsbegäran.docx
+++ b/tillsyn/A 60824-2024 tillsynsbegäran.docx
@@ -437,7 +437,7 @@
     <w:r>
       <w:tab/>
       <w:tab/>
-      <w:t>2025-03-22</w:t>
+      <w:t>2025-03-23</w:t>
       <w:br/>
       <w:br/>
     </w:r>

--- a/tillsyn/A 60824-2024 tillsynsbegäran.docx
+++ b/tillsyn/A 60824-2024 tillsynsbegäran.docx
@@ -437,7 +437,7 @@
     <w:r>
       <w:tab/>
       <w:tab/>
-      <w:t>2025-03-23</w:t>
+      <w:t>2025-03-24</w:t>
       <w:br/>
       <w:br/>
     </w:r>

--- a/tillsyn/A 60824-2024 tillsynsbegäran.docx
+++ b/tillsyn/A 60824-2024 tillsynsbegäran.docx
@@ -437,7 +437,7 @@
     <w:r>
       <w:tab/>
       <w:tab/>
-      <w:t>2025-03-24</w:t>
+      <w:t>2025-03-25</w:t>
       <w:br/>
       <w:br/>
     </w:r>

--- a/tillsyn/A 60824-2024 tillsynsbegäran.docx
+++ b/tillsyn/A 60824-2024 tillsynsbegäran.docx
@@ -437,7 +437,7 @@
     <w:r>
       <w:tab/>
       <w:tab/>
-      <w:t>2025-03-25</w:t>
+      <w:t>2025-03-26</w:t>
       <w:br/>
       <w:br/>
     </w:r>

--- a/tillsyn/A 60824-2024 tillsynsbegäran.docx
+++ b/tillsyn/A 60824-2024 tillsynsbegäran.docx
@@ -437,7 +437,7 @@
     <w:r>
       <w:tab/>
       <w:tab/>
-      <w:t>2025-03-26</w:t>
+      <w:t>2025-03-27</w:t>
       <w:br/>
       <w:br/>
     </w:r>

--- a/tillsyn/A 60824-2024 tillsynsbegäran.docx
+++ b/tillsyn/A 60824-2024 tillsynsbegäran.docx
@@ -437,7 +437,7 @@
     <w:r>
       <w:tab/>
       <w:tab/>
-      <w:t>2025-03-27</w:t>
+      <w:t>2025-03-28</w:t>
       <w:br/>
       <w:br/>
     </w:r>

--- a/tillsyn/A 60824-2024 tillsynsbegäran.docx
+++ b/tillsyn/A 60824-2024 tillsynsbegäran.docx
@@ -437,7 +437,7 @@
     <w:r>
       <w:tab/>
       <w:tab/>
-      <w:t>2025-03-28</w:t>
+      <w:t>2025-03-29</w:t>
       <w:br/>
       <w:br/>
     </w:r>

--- a/tillsyn/A 60824-2024 tillsynsbegäran.docx
+++ b/tillsyn/A 60824-2024 tillsynsbegäran.docx
@@ -437,7 +437,7 @@
     <w:r>
       <w:tab/>
       <w:tab/>
-      <w:t>2025-04-02</w:t>
+      <w:t>2025-04-03</w:t>
       <w:br/>
       <w:br/>
     </w:r>

--- a/tillsyn/A 60824-2024 tillsynsbegäran.docx
+++ b/tillsyn/A 60824-2024 tillsynsbegäran.docx
@@ -437,7 +437,7 @@
     <w:r>
       <w:tab/>
       <w:tab/>
-      <w:t>2025-04-03</w:t>
+      <w:t>2025-04-05</w:t>
       <w:br/>
       <w:br/>
     </w:r>

--- a/tillsyn/A 60824-2024 tillsynsbegäran.docx
+++ b/tillsyn/A 60824-2024 tillsynsbegäran.docx
@@ -437,7 +437,7 @@
     <w:r>
       <w:tab/>
       <w:tab/>
-      <w:t>2025-04-05</w:t>
+      <w:t>2025-04-06</w:t>
       <w:br/>
       <w:br/>
     </w:r>

--- a/tillsyn/A 60824-2024 tillsynsbegäran.docx
+++ b/tillsyn/A 60824-2024 tillsynsbegäran.docx
@@ -437,7 +437,7 @@
     <w:r>
       <w:tab/>
       <w:tab/>
-      <w:t>2025-04-06</w:t>
+      <w:t>2025-04-07</w:t>
       <w:br/>
       <w:br/>
     </w:r>

--- a/tillsyn/A 60824-2024 tillsynsbegäran.docx
+++ b/tillsyn/A 60824-2024 tillsynsbegäran.docx
@@ -437,7 +437,7 @@
     <w:r>
       <w:tab/>
       <w:tab/>
-      <w:t>2025-04-07</w:t>
+      <w:t>2025-04-08</w:t>
       <w:br/>
       <w:br/>
     </w:r>

--- a/tillsyn/A 60824-2024 tillsynsbegäran.docx
+++ b/tillsyn/A 60824-2024 tillsynsbegäran.docx
@@ -437,7 +437,7 @@
     <w:r>
       <w:tab/>
       <w:tab/>
-      <w:t>2025-04-08</w:t>
+      <w:t>2025-04-09</w:t>
       <w:br/>
       <w:br/>
     </w:r>

--- a/tillsyn/A 60824-2024 tillsynsbegäran.docx
+++ b/tillsyn/A 60824-2024 tillsynsbegäran.docx
@@ -181,7 +181,7 @@
     </w:p>
     <w:p>
       <w:r>
-        <w:t xml:space="preserve">Permanenta revir av tretåig hackspett karaktäriseras ofta av artens typiska ringformigt ordnade hackmärken på framför allt gamla granar. För att säkerställa att inte revir av tretåig hackspett drabbas av avverkningsplanerna bör en inventering göras i området både under häckningstid och under vintern, då arten utnyttjar betydligt större områden än under sommarens häckningsrevir. Storleken på häckningsreviret varierar med skogstypen, förekomsten av död ved och graden av fragmentering, men är i allmänhet i storleksordningen 25–100 hektar. </w:t>
+        <w:t>Permanenta revir av tretåig hackspett karaktäriseras ofta av artens typiska ringformigt ordnade hackmärken på framför allt gamla granar. För att säkerställa att inte revir av tretåig hackspett drabbas av avverkningsplanerna bör en inventering göras i området både under häckningstid och under vintern, då arten utnyttjar betydligt större områden än under sommarens häckningsrevir. Storleken på häckningsreviret varierar med skogstypen, förekomsten av död ved och graden av fragmentering, men är i allmänhet i storleksordningen 25–100 hektar.</w:t>
       </w:r>
     </w:p>
     <w:p>
@@ -437,7 +437,7 @@
     <w:r>
       <w:tab/>
       <w:tab/>
-      <w:t>2025-04-09</w:t>
+      <w:t>2025-04-10</w:t>
       <w:br/>
       <w:br/>
     </w:r>

--- a/tillsyn/A 60824-2024 tillsynsbegäran.docx
+++ b/tillsyn/A 60824-2024 tillsynsbegäran.docx
@@ -437,7 +437,7 @@
     <w:r>
       <w:tab/>
       <w:tab/>
-      <w:t>2025-04-10</w:t>
+      <w:t>2025-04-11</w:t>
       <w:br/>
       <w:br/>
     </w:r>

--- a/tillsyn/A 60824-2024 tillsynsbegäran.docx
+++ b/tillsyn/A 60824-2024 tillsynsbegäran.docx
@@ -437,7 +437,7 @@
     <w:r>
       <w:tab/>
       <w:tab/>
-      <w:t>2025-04-11</w:t>
+      <w:t>2025-04-12</w:t>
       <w:br/>
       <w:br/>
     </w:r>

--- a/tillsyn/A 60824-2024 tillsynsbegäran.docx
+++ b/tillsyn/A 60824-2024 tillsynsbegäran.docx
@@ -437,7 +437,7 @@
     <w:r>
       <w:tab/>
       <w:tab/>
-      <w:t>2025-04-12</w:t>
+      <w:t>2025-04-13</w:t>
       <w:br/>
       <w:br/>
     </w:r>

--- a/tillsyn/A 60824-2024 tillsynsbegäran.docx
+++ b/tillsyn/A 60824-2024 tillsynsbegäran.docx
@@ -125,7 +125,7 @@
         <w:t>Tretåig hackspett (NT, §4)</w:t>
       </w:r>
       <w:r>
-        <w:t xml:space="preserve"> är rödlistad som nära hotad och ingår i bilaga 1 i EU:s fågeldirektiv. Tretåig hackspett är för sin överlevnad beroende av kontinuerlig tillförsel av äldre döende och död ved, som sker genom naturliga självgallringsprocesser i äldre grannaturskogar och barrblandade naturskogar. Om en skog genom skogsbruk gallras eller glesas ur så upphör och uteblir i stort sett den naturliga självgallringsprocessen för mycket lång tid framöver vilket omöjliggör upprätthållandet av den kontinuerliga ekologiska funktionen i ett område. Det finns studier som visar att naturskogens självgallringsprocess som den tretåiga hackspetten är beroende av, inte kan ersättas med efterlämnad hänsyn i skogsbruket (Imbeau &amp; Desrochers, 2002). Storleken på häckningsreviret varierar med skogstypen, förekomsten av död ved och graden av fragmentering, men är i allmänhet i storleksordningen 25–100 hektar. Vintertid krävs ofta betydligt större områden och det finns studier som antyder att arten behöver minst 100 hektar äldre skog. I områden med låg bonitet kan det behövas över 200 hektar lämpligt habitat för att ett par ska kunna reproducera sig (Skogsstyrelsen, 2016).</w:t>
+        <w:t xml:space="preserve"> är rödlistad som nära hotad och ingår i bilaga 1 i EU:s fågeldirektiv. Tretåig hackspett är för sin överlevnad beroende av kontinuerlig tillförsel av äldre döende och död ved, som sker genom naturliga självgallringsprocesser i äldre grannaturskogar och barrblandade naturskogar. Om en skog genom skogsbruk gallras eller glesas ur så upphör och uteblir i stort sett den naturliga självgallringsprocessen för mycket lång tid framöver vilket omöjliggör upprätthållandet av den kontinuerliga ekologiska funktionen i ett område. Det finns studier som visar att naturskogens självgallringsprocess som den tretåiga hackspetten är beroende av, inte kan ersättas med efterlämnad hänsyn i skogsbruket (Imbeau &amp; Desrochers, 2002). Storleken på häckningsreviret varierar med skogstypen, förekomsten av död ved och graden av fragmentering, men är i allmänhet i storleksordningen 25–100 hektar. Vintertid krävs ofta betydligt större områden och det finns studier som antyder att arten behöver minst 100 hektar äldre skog. I områden med låg bonitet kan det behövas över 200 hektar lämpligt habitat för att ett par ska kunna reproducera sig. Områden med dokumenterad permanent förekomst i naturskogsmiljöer har vanligen så stora naturvärden att skogsbruk är olämpligt (Skogsstyrelsen, 2016).</w:t>
       </w:r>
     </w:p>
     <w:p>
@@ -437,7 +437,7 @@
     <w:r>
       <w:tab/>
       <w:tab/>
-      <w:t>2025-04-13</w:t>
+      <w:t>2025-04-14</w:t>
       <w:br/>
       <w:br/>
     </w:r>

--- a/tillsyn/A 60824-2024 tillsynsbegäran.docx
+++ b/tillsyn/A 60824-2024 tillsynsbegäran.docx
@@ -437,7 +437,7 @@
     <w:r>
       <w:tab/>
       <w:tab/>
-      <w:t>2025-04-14</w:t>
+      <w:t>2025-04-15</w:t>
       <w:br/>
       <w:br/>
     </w:r>

--- a/tillsyn/A 60824-2024 tillsynsbegäran.docx
+++ b/tillsyn/A 60824-2024 tillsynsbegäran.docx
@@ -437,7 +437,7 @@
     <w:r>
       <w:tab/>
       <w:tab/>
-      <w:t>2025-04-15</w:t>
+      <w:t>2025-04-16</w:t>
       <w:br/>
       <w:br/>
     </w:r>

--- a/tillsyn/A 60824-2024 tillsynsbegäran.docx
+++ b/tillsyn/A 60824-2024 tillsynsbegäran.docx
@@ -437,7 +437,7 @@
     <w:r>
       <w:tab/>
       <w:tab/>
-      <w:t>2025-04-16</w:t>
+      <w:t>2025-04-17</w:t>
       <w:br/>
       <w:br/>
     </w:r>

--- a/tillsyn/A 60824-2024 tillsynsbegäran.docx
+++ b/tillsyn/A 60824-2024 tillsynsbegäran.docx
@@ -437,7 +437,7 @@
     <w:r>
       <w:tab/>
       <w:tab/>
-      <w:t>2025-04-17</w:t>
+      <w:t>2025-04-18</w:t>
       <w:br/>
       <w:br/>
     </w:r>

--- a/tillsyn/A 60824-2024 tillsynsbegäran.docx
+++ b/tillsyn/A 60824-2024 tillsynsbegäran.docx
@@ -437,7 +437,7 @@
     <w:r>
       <w:tab/>
       <w:tab/>
-      <w:t>2025-04-18</w:t>
+      <w:t>2025-04-19</w:t>
       <w:br/>
       <w:br/>
     </w:r>

--- a/tillsyn/A 60824-2024 tillsynsbegäran.docx
+++ b/tillsyn/A 60824-2024 tillsynsbegäran.docx
@@ -437,7 +437,7 @@
     <w:r>
       <w:tab/>
       <w:tab/>
-      <w:t>2025-05-03</w:t>
+      <w:t>2025-05-04</w:t>
       <w:br/>
       <w:br/>
     </w:r>

--- a/tillsyn/A 60824-2024 tillsynsbegäran.docx
+++ b/tillsyn/A 60824-2024 tillsynsbegäran.docx
@@ -437,7 +437,7 @@
     <w:r>
       <w:tab/>
       <w:tab/>
-      <w:t>2025-05-04</w:t>
+      <w:t>2025-05-06</w:t>
       <w:br/>
       <w:br/>
     </w:r>

--- a/tillsyn/A 60824-2024 tillsynsbegäran.docx
+++ b/tillsyn/A 60824-2024 tillsynsbegäran.docx
@@ -437,7 +437,7 @@
     <w:r>
       <w:tab/>
       <w:tab/>
-      <w:t>2025-05-06</w:t>
+      <w:t>2025-05-07</w:t>
       <w:br/>
       <w:br/>
     </w:r>

--- a/tillsyn/A 60824-2024 tillsynsbegäran.docx
+++ b/tillsyn/A 60824-2024 tillsynsbegäran.docx
@@ -437,7 +437,7 @@
     <w:r>
       <w:tab/>
       <w:tab/>
-      <w:t>2025-05-07</w:t>
+      <w:t>2025-05-08</w:t>
       <w:br/>
       <w:br/>
     </w:r>

--- a/tillsyn/A 60824-2024 tillsynsbegäran.docx
+++ b/tillsyn/A 60824-2024 tillsynsbegäran.docx
@@ -437,7 +437,7 @@
     <w:r>
       <w:tab/>
       <w:tab/>
-      <w:t>2025-05-08</w:t>
+      <w:t>2025-05-09</w:t>
       <w:br/>
       <w:br/>
     </w:r>

--- a/tillsyn/A 60824-2024 tillsynsbegäran.docx
+++ b/tillsyn/A 60824-2024 tillsynsbegäran.docx
@@ -437,7 +437,7 @@
     <w:r>
       <w:tab/>
       <w:tab/>
-      <w:t>2025-05-09</w:t>
+      <w:t>2025-05-10</w:t>
       <w:br/>
       <w:br/>
     </w:r>

--- a/tillsyn/A 60824-2024 tillsynsbegäran.docx
+++ b/tillsyn/A 60824-2024 tillsynsbegäran.docx
@@ -437,7 +437,7 @@
     <w:r>
       <w:tab/>
       <w:tab/>
-      <w:t>2025-05-10</w:t>
+      <w:t>2025-05-11</w:t>
       <w:br/>
       <w:br/>
     </w:r>

--- a/tillsyn/A 60824-2024 tillsynsbegäran.docx
+++ b/tillsyn/A 60824-2024 tillsynsbegäran.docx
@@ -437,7 +437,7 @@
     <w:r>
       <w:tab/>
       <w:tab/>
-      <w:t>2025-05-11</w:t>
+      <w:t>2025-05-12</w:t>
       <w:br/>
       <w:br/>
     </w:r>

--- a/tillsyn/A 60824-2024 tillsynsbegäran.docx
+++ b/tillsyn/A 60824-2024 tillsynsbegäran.docx
@@ -437,7 +437,7 @@
     <w:r>
       <w:tab/>
       <w:tab/>
-      <w:t>2025-05-12</w:t>
+      <w:t>2025-05-13</w:t>
       <w:br/>
       <w:br/>
     </w:r>

--- a/tillsyn/A 60824-2024 tillsynsbegäran.docx
+++ b/tillsyn/A 60824-2024 tillsynsbegäran.docx
@@ -437,7 +437,7 @@
     <w:r>
       <w:tab/>
       <w:tab/>
-      <w:t>2025-05-13</w:t>
+      <w:t>2025-05-14</w:t>
       <w:br/>
       <w:br/>
     </w:r>

--- a/tillsyn/A 60824-2024 tillsynsbegäran.docx
+++ b/tillsyn/A 60824-2024 tillsynsbegäran.docx
@@ -437,7 +437,7 @@
     <w:r>
       <w:tab/>
       <w:tab/>
-      <w:t>2025-05-14</w:t>
+      <w:t>2025-05-15</w:t>
       <w:br/>
       <w:br/>
     </w:r>

--- a/tillsyn/A 60824-2024 tillsynsbegäran.docx
+++ b/tillsyn/A 60824-2024 tillsynsbegäran.docx
@@ -437,7 +437,7 @@
     <w:r>
       <w:tab/>
       <w:tab/>
-      <w:t>2025-05-15</w:t>
+      <w:t>2025-05-16</w:t>
       <w:br/>
       <w:br/>
     </w:r>

--- a/tillsyn/A 60824-2024 tillsynsbegäran.docx
+++ b/tillsyn/A 60824-2024 tillsynsbegäran.docx
@@ -437,7 +437,7 @@
     <w:r>
       <w:tab/>
       <w:tab/>
-      <w:t>2025-05-16</w:t>
+      <w:t>2025-05-17</w:t>
       <w:br/>
       <w:br/>
     </w:r>

--- a/tillsyn/A 60824-2024 tillsynsbegäran.docx
+++ b/tillsyn/A 60824-2024 tillsynsbegäran.docx
@@ -437,7 +437,7 @@
     <w:r>
       <w:tab/>
       <w:tab/>
-      <w:t>2025-05-17</w:t>
+      <w:t>2025-05-18</w:t>
       <w:br/>
       <w:br/>
     </w:r>

--- a/tillsyn/A 60824-2024 tillsynsbegäran.docx
+++ b/tillsyn/A 60824-2024 tillsynsbegäran.docx
@@ -437,7 +437,7 @@
     <w:r>
       <w:tab/>
       <w:tab/>
-      <w:t>2025-05-18</w:t>
+      <w:t>2025-05-19</w:t>
       <w:br/>
       <w:br/>
     </w:r>

--- a/tillsyn/A 60824-2024 tillsynsbegäran.docx
+++ b/tillsyn/A 60824-2024 tillsynsbegäran.docx
@@ -437,7 +437,7 @@
     <w:r>
       <w:tab/>
       <w:tab/>
-      <w:t>2025-05-19</w:t>
+      <w:t>2025-05-20</w:t>
       <w:br/>
       <w:br/>
     </w:r>

--- a/tillsyn/A 60824-2024 tillsynsbegäran.docx
+++ b/tillsyn/A 60824-2024 tillsynsbegäran.docx
@@ -437,7 +437,7 @@
     <w:r>
       <w:tab/>
       <w:tab/>
-      <w:t>2025-05-20</w:t>
+      <w:t>2025-05-21</w:t>
       <w:br/>
       <w:br/>
     </w:r>

--- a/tillsyn/A 60824-2024 tillsynsbegäran.docx
+++ b/tillsyn/A 60824-2024 tillsynsbegäran.docx
@@ -437,7 +437,7 @@
     <w:r>
       <w:tab/>
       <w:tab/>
-      <w:t>2025-05-21</w:t>
+      <w:t>2025-05-22</w:t>
       <w:br/>
       <w:br/>
     </w:r>

--- a/tillsyn/A 60824-2024 tillsynsbegäran.docx
+++ b/tillsyn/A 60824-2024 tillsynsbegäran.docx
@@ -437,7 +437,7 @@
     <w:r>
       <w:tab/>
       <w:tab/>
-      <w:t>2025-05-22</w:t>
+      <w:t>2025-05-23</w:t>
       <w:br/>
       <w:br/>
     </w:r>

--- a/tillsyn/A 60824-2024 tillsynsbegäran.docx
+++ b/tillsyn/A 60824-2024 tillsynsbegäran.docx
@@ -437,7 +437,7 @@
     <w:r>
       <w:tab/>
       <w:tab/>
-      <w:t>2025-05-23</w:t>
+      <w:t>2025-05-24</w:t>
       <w:br/>
       <w:br/>
     </w:r>

--- a/tillsyn/A 60824-2024 tillsynsbegäran.docx
+++ b/tillsyn/A 60824-2024 tillsynsbegäran.docx
@@ -437,7 +437,7 @@
     <w:r>
       <w:tab/>
       <w:tab/>
-      <w:t>2025-05-24</w:t>
+      <w:t>2025-05-25</w:t>
       <w:br/>
       <w:br/>
     </w:r>

--- a/tillsyn/A 60824-2024 tillsynsbegäran.docx
+++ b/tillsyn/A 60824-2024 tillsynsbegäran.docx
@@ -437,7 +437,7 @@
     <w:r>
       <w:tab/>
       <w:tab/>
-      <w:t>2025-05-25</w:t>
+      <w:t>2025-05-26</w:t>
       <w:br/>
       <w:br/>
     </w:r>

--- a/tillsyn/A 60824-2024 tillsynsbegäran.docx
+++ b/tillsyn/A 60824-2024 tillsynsbegäran.docx
@@ -437,7 +437,7 @@
     <w:r>
       <w:tab/>
       <w:tab/>
-      <w:t>2025-05-26</w:t>
+      <w:t>2025-05-27</w:t>
       <w:br/>
       <w:br/>
     </w:r>

--- a/tillsyn/A 60824-2024 tillsynsbegäran.docx
+++ b/tillsyn/A 60824-2024 tillsynsbegäran.docx
@@ -437,7 +437,7 @@
     <w:r>
       <w:tab/>
       <w:tab/>
-      <w:t>2025-05-27</w:t>
+      <w:t>2025-05-30</w:t>
       <w:br/>
       <w:br/>
     </w:r>

--- a/tillsyn/A 60824-2024 tillsynsbegäran.docx
+++ b/tillsyn/A 60824-2024 tillsynsbegäran.docx
@@ -437,7 +437,7 @@
     <w:r>
       <w:tab/>
       <w:tab/>
-      <w:t>2025-05-30</w:t>
+      <w:t>2025-06-01</w:t>
       <w:br/>
       <w:br/>
     </w:r>

--- a/tillsyn/A 60824-2024 tillsynsbegäran.docx
+++ b/tillsyn/A 60824-2024 tillsynsbegäran.docx
@@ -437,7 +437,7 @@
     <w:r>
       <w:tab/>
       <w:tab/>
-      <w:t>2025-06-01</w:t>
+      <w:t>2025-06-02</w:t>
       <w:br/>
       <w:br/>
     </w:r>

--- a/tillsyn/A 60824-2024 tillsynsbegäran.docx
+++ b/tillsyn/A 60824-2024 tillsynsbegäran.docx
@@ -437,7 +437,7 @@
     <w:r>
       <w:tab/>
       <w:tab/>
-      <w:t>2025-06-02</w:t>
+      <w:t>2025-06-03</w:t>
       <w:br/>
       <w:br/>
     </w:r>

--- a/tillsyn/A 60824-2024 tillsynsbegäran.docx
+++ b/tillsyn/A 60824-2024 tillsynsbegäran.docx
@@ -437,7 +437,7 @@
     <w:r>
       <w:tab/>
       <w:tab/>
-      <w:t>2025-06-03</w:t>
+      <w:t>2025-06-04</w:t>
       <w:br/>
       <w:br/>
     </w:r>

--- a/tillsyn/A 60824-2024 tillsynsbegäran.docx
+++ b/tillsyn/A 60824-2024 tillsynsbegäran.docx
@@ -437,7 +437,7 @@
     <w:r>
       <w:tab/>
       <w:tab/>
-      <w:t>2025-06-04</w:t>
+      <w:t>2025-06-05</w:t>
       <w:br/>
       <w:br/>
     </w:r>

--- a/tillsyn/A 60824-2024 tillsynsbegäran.docx
+++ b/tillsyn/A 60824-2024 tillsynsbegäran.docx
@@ -437,7 +437,7 @@
     <w:r>
       <w:tab/>
       <w:tab/>
-      <w:t>2025-06-13</w:t>
+      <w:t>2025-06-15</w:t>
       <w:br/>
       <w:br/>
     </w:r>

--- a/tillsyn/A 60824-2024 tillsynsbegäran.docx
+++ b/tillsyn/A 60824-2024 tillsynsbegäran.docx
@@ -437,7 +437,7 @@
     <w:r>
       <w:tab/>
       <w:tab/>
-      <w:t>2025-06-15</w:t>
+      <w:t>2025-06-16</w:t>
       <w:br/>
       <w:br/>
     </w:r>

--- a/tillsyn/A 60824-2024 tillsynsbegäran.docx
+++ b/tillsyn/A 60824-2024 tillsynsbegäran.docx
@@ -437,7 +437,7 @@
     <w:r>
       <w:tab/>
       <w:tab/>
-      <w:t>2025-06-16</w:t>
+      <w:t>2025-06-17</w:t>
       <w:br/>
       <w:br/>
     </w:r>

--- a/tillsyn/A 60824-2024 tillsynsbegäran.docx
+++ b/tillsyn/A 60824-2024 tillsynsbegäran.docx
@@ -437,7 +437,7 @@
     <w:r>
       <w:tab/>
       <w:tab/>
-      <w:t>2025-06-17</w:t>
+      <w:t>2025-06-18</w:t>
       <w:br/>
       <w:br/>
     </w:r>

--- a/tillsyn/A 60824-2024 tillsynsbegäran.docx
+++ b/tillsyn/A 60824-2024 tillsynsbegäran.docx
@@ -437,7 +437,7 @@
     <w:r>
       <w:tab/>
       <w:tab/>
-      <w:t>2025-06-18</w:t>
+      <w:t>2025-06-19</w:t>
       <w:br/>
       <w:br/>
     </w:r>

--- a/tillsyn/A 60824-2024 tillsynsbegäran.docx
+++ b/tillsyn/A 60824-2024 tillsynsbegäran.docx
@@ -437,7 +437,7 @@
     <w:r>
       <w:tab/>
       <w:tab/>
-      <w:t>2025-06-19</w:t>
+      <w:t>2025-06-20</w:t>
       <w:br/>
       <w:br/>
     </w:r>

--- a/tillsyn/A 60824-2024 tillsynsbegäran.docx
+++ b/tillsyn/A 60824-2024 tillsynsbegäran.docx
@@ -437,7 +437,7 @@
     <w:r>
       <w:tab/>
       <w:tab/>
-      <w:t>2025-06-20</w:t>
+      <w:t>2025-06-21</w:t>
       <w:br/>
       <w:br/>
     </w:r>

--- a/tillsyn/A 60824-2024 tillsynsbegäran.docx
+++ b/tillsyn/A 60824-2024 tillsynsbegäran.docx
@@ -437,7 +437,7 @@
     <w:r>
       <w:tab/>
       <w:tab/>
-      <w:t>2025-06-21</w:t>
+      <w:t>2025-06-22</w:t>
       <w:br/>
       <w:br/>
     </w:r>

--- a/tillsyn/A 60824-2024 tillsynsbegäran.docx
+++ b/tillsyn/A 60824-2024 tillsynsbegäran.docx
@@ -437,7 +437,7 @@
     <w:r>
       <w:tab/>
       <w:tab/>
-      <w:t>2025-06-22</w:t>
+      <w:t>2025-06-23</w:t>
       <w:br/>
       <w:br/>
     </w:r>

--- a/tillsyn/A 60824-2024 tillsynsbegäran.docx
+++ b/tillsyn/A 60824-2024 tillsynsbegäran.docx
@@ -437,7 +437,7 @@
     <w:r>
       <w:tab/>
       <w:tab/>
-      <w:t>2025-06-23</w:t>
+      <w:t>2025-06-24</w:t>
       <w:br/>
       <w:br/>
     </w:r>

--- a/tillsyn/A 60824-2024 tillsynsbegäran.docx
+++ b/tillsyn/A 60824-2024 tillsynsbegäran.docx
@@ -437,7 +437,7 @@
     <w:r>
       <w:tab/>
       <w:tab/>
-      <w:t>2025-06-24</w:t>
+      <w:t>2025-06-25</w:t>
       <w:br/>
       <w:br/>
     </w:r>

--- a/tillsyn/A 60824-2024 tillsynsbegäran.docx
+++ b/tillsyn/A 60824-2024 tillsynsbegäran.docx
@@ -437,7 +437,7 @@
     <w:r>
       <w:tab/>
       <w:tab/>
-      <w:t>2025-06-25</w:t>
+      <w:t>2025-06-26</w:t>
       <w:br/>
       <w:br/>
     </w:r>

--- a/tillsyn/A 60824-2024 tillsynsbegäran.docx
+++ b/tillsyn/A 60824-2024 tillsynsbegäran.docx
@@ -437,7 +437,7 @@
     <w:r>
       <w:tab/>
       <w:tab/>
-      <w:t>2025-06-26</w:t>
+      <w:t>2025-06-27</w:t>
       <w:br/>
       <w:br/>
     </w:r>

--- a/tillsyn/A 60824-2024 tillsynsbegäran.docx
+++ b/tillsyn/A 60824-2024 tillsynsbegäran.docx
@@ -437,7 +437,7 @@
     <w:r>
       <w:tab/>
       <w:tab/>
-      <w:t>2025-06-27</w:t>
+      <w:t>2025-06-28</w:t>
       <w:br/>
       <w:br/>
     </w:r>

--- a/tillsyn/A 60824-2024 tillsynsbegäran.docx
+++ b/tillsyn/A 60824-2024 tillsynsbegäran.docx
@@ -437,7 +437,7 @@
     <w:r>
       <w:tab/>
       <w:tab/>
-      <w:t>2025-06-28</w:t>
+      <w:t>2025-06-29</w:t>
       <w:br/>
       <w:br/>
     </w:r>

--- a/tillsyn/A 60824-2024 tillsynsbegäran.docx
+++ b/tillsyn/A 60824-2024 tillsynsbegäran.docx
@@ -437,7 +437,7 @@
     <w:r>
       <w:tab/>
       <w:tab/>
-      <w:t>2025-06-29</w:t>
+      <w:t>2025-06-30</w:t>
       <w:br/>
       <w:br/>
     </w:r>

--- a/tillsyn/A 60824-2024 tillsynsbegäran.docx
+++ b/tillsyn/A 60824-2024 tillsynsbegäran.docx
@@ -437,7 +437,7 @@
     <w:r>
       <w:tab/>
       <w:tab/>
-      <w:t>2025-06-30</w:t>
+      <w:t>2025-07-01</w:t>
       <w:br/>
       <w:br/>
     </w:r>

--- a/tillsyn/A 60824-2024 tillsynsbegäran.docx
+++ b/tillsyn/A 60824-2024 tillsynsbegäran.docx
@@ -437,7 +437,7 @@
     <w:r>
       <w:tab/>
       <w:tab/>
-      <w:t>2025-07-01</w:t>
+      <w:t>2025-07-02</w:t>
       <w:br/>
       <w:br/>
     </w:r>

--- a/tillsyn/A 60824-2024 tillsynsbegäran.docx
+++ b/tillsyn/A 60824-2024 tillsynsbegäran.docx
@@ -437,7 +437,7 @@
     <w:r>
       <w:tab/>
       <w:tab/>
-      <w:t>2025-07-02</w:t>
+      <w:t>2025-07-03</w:t>
       <w:br/>
       <w:br/>
     </w:r>

--- a/tillsyn/A 60824-2024 tillsynsbegäran.docx
+++ b/tillsyn/A 60824-2024 tillsynsbegäran.docx
@@ -437,7 +437,7 @@
     <w:r>
       <w:tab/>
       <w:tab/>
-      <w:t>2025-07-03</w:t>
+      <w:t>2025-07-04</w:t>
       <w:br/>
       <w:br/>
     </w:r>

--- a/tillsyn/A 60824-2024 tillsynsbegäran.docx
+++ b/tillsyn/A 60824-2024 tillsynsbegäran.docx
@@ -437,7 +437,7 @@
     <w:r>
       <w:tab/>
       <w:tab/>
-      <w:t>2025-07-04</w:t>
+      <w:t>2025-07-05</w:t>
       <w:br/>
       <w:br/>
     </w:r>

--- a/tillsyn/A 60824-2024 tillsynsbegäran.docx
+++ b/tillsyn/A 60824-2024 tillsynsbegäran.docx
@@ -437,7 +437,7 @@
     <w:r>
       <w:tab/>
       <w:tab/>
-      <w:t>2025-07-05</w:t>
+      <w:t>2025-07-06</w:t>
       <w:br/>
       <w:br/>
     </w:r>

--- a/tillsyn/A 60824-2024 tillsynsbegäran.docx
+++ b/tillsyn/A 60824-2024 tillsynsbegäran.docx
@@ -437,7 +437,7 @@
     <w:r>
       <w:tab/>
       <w:tab/>
-      <w:t>2025-07-06</w:t>
+      <w:t>2025-07-07</w:t>
       <w:br/>
       <w:br/>
     </w:r>

--- a/tillsyn/A 60824-2024 tillsynsbegäran.docx
+++ b/tillsyn/A 60824-2024 tillsynsbegäran.docx
@@ -437,7 +437,7 @@
     <w:r>
       <w:tab/>
       <w:tab/>
-      <w:t>2025-07-07</w:t>
+      <w:t>2025-07-08</w:t>
       <w:br/>
       <w:br/>
     </w:r>

--- a/tillsyn/A 60824-2024 tillsynsbegäran.docx
+++ b/tillsyn/A 60824-2024 tillsynsbegäran.docx
@@ -437,7 +437,7 @@
     <w:r>
       <w:tab/>
       <w:tab/>
-      <w:t>2025-07-08</w:t>
+      <w:t>2025-07-09</w:t>
       <w:br/>
       <w:br/>
     </w:r>

--- a/tillsyn/A 60824-2024 tillsynsbegäran.docx
+++ b/tillsyn/A 60824-2024 tillsynsbegäran.docx
@@ -437,7 +437,7 @@
     <w:r>
       <w:tab/>
       <w:tab/>
-      <w:t>2025-07-09</w:t>
+      <w:t>2025-07-11</w:t>
       <w:br/>
       <w:br/>
     </w:r>

--- a/tillsyn/A 60824-2024 tillsynsbegäran.docx
+++ b/tillsyn/A 60824-2024 tillsynsbegäran.docx
@@ -437,7 +437,7 @@
     <w:r>
       <w:tab/>
       <w:tab/>
-      <w:t>2025-07-11</w:t>
+      <w:t>2025-07-12</w:t>
       <w:br/>
       <w:br/>
     </w:r>

--- a/tillsyn/A 60824-2024 tillsynsbegäran.docx
+++ b/tillsyn/A 60824-2024 tillsynsbegäran.docx
@@ -437,7 +437,7 @@
     <w:r>
       <w:tab/>
       <w:tab/>
-      <w:t>2025-07-12</w:t>
+      <w:t>2025-07-13</w:t>
       <w:br/>
       <w:br/>
     </w:r>

--- a/tillsyn/A 60824-2024 tillsynsbegäran.docx
+++ b/tillsyn/A 60824-2024 tillsynsbegäran.docx
@@ -437,7 +437,7 @@
     <w:r>
       <w:tab/>
       <w:tab/>
-      <w:t>2025-07-13</w:t>
+      <w:t>2025-07-14</w:t>
       <w:br/>
       <w:br/>
     </w:r>

--- a/tillsyn/A 60824-2024 tillsynsbegäran.docx
+++ b/tillsyn/A 60824-2024 tillsynsbegäran.docx
@@ -437,7 +437,7 @@
     <w:r>
       <w:tab/>
       <w:tab/>
-      <w:t>2025-08-06</w:t>
+      <w:t>2025-08-09</w:t>
       <w:br/>
       <w:br/>
     </w:r>
